--- a/media/R4444/output_dir/sm/技术依据文件.docx
+++ b/media/R4444/output_dir/sm/技术依据文件.docx
@@ -209,7 +209,7 @@
                 <w:rFonts w:hint="eastAsia"/>
                 <w:szCs w:val="21"/>
               </w:rPr>
-              <w:t xml:space="preserve">需求规格说明1.1</w:t>
+              <w:t xml:space="preserve">需求规格说明1L</w:t>
             </w:r>
           </w:p>
         </w:tc>
@@ -308,7 +308,7 @@
                 <w:rFonts w:hint="eastAsia"/>
                 <w:szCs w:val="21"/>
               </w:rPr>
-              <w:t xml:space="preserve">PDPU和软件的协议</w:t>
+              <w:t xml:space="preserve">PDPU和软件的协议1L</w:t>
             </w:r>
           </w:p>
         </w:tc>
